--- a/example_articles/states/Georgia/6.states_Georgia_Other_publisher.docx
+++ b/example_articles/states/Georgia/6.states_Georgia_Other_publisher.docx
@@ -27,17 +27,17 @@
     </w:p>
     <w:p>
       <w:r>
-        <w:t>Source File: Other publishers/Files (500) (23).DOCX</w:t>
+        <w:t>Source file: Other publishers/Files (500) (23).DOCX</w:t>
       </w:r>
     </w:p>
     <w:p>
       <w:r>
-        <w:t>Raw locations result: ['Georgia']</w:t>
+        <w:t>Raw locations result, 'locations': ['Georgia']</w:t>
       </w:r>
     </w:p>
     <w:p>
       <w:r>
-        <w:t>states_stand_flat (Standardized): Georgia</w:t>
+        <w:t>Standardized locations result, 'states_stand_flat': Georgia</w:t>
       </w:r>
     </w:p>
     <w:p>

--- a/example_articles/states/Georgia/6.states_Georgia_Other_publisher.docx
+++ b/example_articles/states/Georgia/6.states_Georgia_Other_publisher.docx
@@ -7,7 +7,7 @@
         <w:pStyle w:val="Heading1"/>
       </w:pPr>
       <w:r>
-        <w:t>INCORRECT - AND IN DEMAND&lt; CHRIS ROCK WAS GOING TO QUIT COMEDY IF HE DIDN'T HIT THE BIG TIME THIS YEAR.&lt; THANKS TO HIS BLUNT - FANS WOULD SAY "REFRESHING"&lt; - OBSERVATIONS ON AMERICA, HE'S NOT OUT LOOKING FOR WORK.</w:t>
+        <w:t>Atlanta organizers say they're right on course // Stadium pact with Braves signed as Games countdown continues</w:t>
       </w:r>
     </w:p>
     <w:p>
@@ -17,12 +17,12 @@
     </w:p>
     <w:p>
       <w:r>
-        <w:t>Date: 1996-08-15</w:t>
+        <w:t>Date: 1993-03-17</w:t>
       </w:r>
     </w:p>
     <w:p>
       <w:r>
-        <w:t>Section: FEATURES MAGAZINE: ENTERTAINMENT; Pg. C01</w:t>
+        <w:t>Section: SPORTS; Pg. 3C</w:t>
       </w:r>
     </w:p>
     <w:p>
@@ -49,75 +49,45 @@
     </w:p>
     <w:p>
       <w:r>
-        <w:t>This year was going to be it for Chris Rock. If he didn't make it big in 1996, he was going to pack it in.</w:t>
+        <w:t>ATLANTA _ They gathered Tuesday morning for a choreographed display of public affection, hoping to prove that Atlanta's dreamers can co-exist with bean counters and public servants.</w:t>
         <w:br/>
-        <w:t>"I looked at this year as my last shot," he said. "If things had not worked out, I would have thought about doing something else."</w:t>
+        <w:t>Surrounded by the opulence of a modern city hall, the principals and antagonists behind plans to construct an Olympic Stadium for the 1996 Summer Games came together.</w:t>
         <w:br/>
-        <w:t>Well, luckily for the Saturday Night Live alum, things have worked out this year for Rock, 30, who's one of the hottest comics around right now. He's working as roving reporter for the Comedy Central cable network's coverage of the Republican National Convention in San Diego. He'll cover the Democratic convention in Chicago later this month. His HBO special, Bring the Pain, which ran on heavy rotation in June and still appears sporadically, was wildly funny and wildly popular. His is the voice of the narcissistic, big-mouthed puppet/NBA sidekick Little Penny in Nike sneaker commercials, and he also does spots for MCI's 1-800-COLLECT.</w:t>
+        <w:t>The event was timed for this week's important guests: members of International Olympic Committee, here for executive board meetings. Weeks of debate approaching warfare yielded, for now, to handshakes and nervous humor.</w:t>
         <w:br/>
-        <w:t>For any hot artist, part of success is luck. But a larger part of it in Rock's case is attributable to his considerable talent, his encyclopedic knowledge of the history of comedy - he draws on sources as diverse as Steve Martin, Woody Allen, Richard Pryor and Pigmeat Markham - and his hard work.</w:t>
+        <w:t>Seated not far from a digital Olympic countdown clock, representatives of the city, the Atlanta Committee for the Olympic Games and the Atlanta Braves baseball team signed a formal agreement that will allow stadium construction to begin this summer toward a 1995 completion date.</w:t>
         <w:br/>
-        <w:t>"I study comedy," he said. "I study it as a discipline. It is my life's work." Speaking Saturday from Dallas, where he was performing before flying to San Diego for the convention, Rock said, "Only when I devoted myself to it, and stopped hanging out and partying all the time, did I start to progress the way I wanted to. I put everything I had into the HBO special. I wanted to be funnier than the rest of the pack. I don't know if I am or not, but if they had a contest, I would be in it."</w:t>
+        <w:t>As pens scrawled signatures across dotted lines, the countdown clock provided a silent reminder: 1,222 days and 13 hours to the Games' opening ceremony.</w:t>
         <w:br/>
-        <w:t>So all of a sudden, people are asking this bony guy with an animated, high-pitched voice and devilish eyebrows, who has played crackheads ("Pookie" in New Jack City) and satirized gangsta rappers (CB4) what he thinks about abortion or Bob Dole's tax policy.</w:t>
+        <w:t>That's plenty of time, Olympic organizers say, to get it done _ to build facilities, refine logistics and raise enough corporate money to support the $ 1.589 billion project. But as local residents observed during the contentious stadium negotiations, the staging of the Games transcends mere planning and execution.</w:t>
         <w:br/>
-        <w:t>Much of Rock's popularity surely springs from the politically incorrect perspective he brings to comedy. Put simply, Rock, especially in his HBO special, says things about Americans and the way they relate to each other that few contemporary comics would dare touch. (Rock will be doing his stand-up routine tomorrow night at the Valley Forge Music Fair.)</w:t>
+        <w:t>"One reason we were successful in getting the Olympics is that, as a city, we reflect the people of the world," said Thomas Cuffie, Atlanta-Fulton County Recreation Authority chairman. "And when you reflect the people of the world, problems are more dynamic.</w:t>
         <w:br/>
-        <w:t>His work on Politically Incorrect is indicative of his style. On Tuesday night, Rock reported from the site of a Willie Nelson concert. When asked about the event by the show's host, Bill Maher, Rock responded: "There's enough crackers here to sop up the Atlantic Ocean."</w:t>
+        <w:t>"There is a loud cry that says, 'I want to participate. I deserve to participate.' But that's also what saves every deal. In the end, we all love Atlanta."</w:t>
         <w:br/>
-        <w:t>When Maher asked him what some of the Republican delegates were discussing at the convention, Rock said immigration was a hot topic. "Everyone's talking about, 'This is our land, this is our land.' Hey, if this were our land, this place wouldn't be called San Diego! If it were our land, it'd be called something like . . . Gus Johnson!"</w:t>
+        <w:t>Nonetheless, it is not always easy to distinguish the passion from the politics. The stadium concept began with ACOG, led by President and CEO Billy Payne, proposing to pay for a $ 209 million structure that would accommodate 85,000 spectators during the Games and be converted to a new home for the Braves in 1997.</w:t>
         <w:br/>
-        <w:t>Rock is irreverent on Politically Incorrect. But in Bring the Pain, he is more serious and brutally frank in his assessments of black shortcomings. He rails against those black people to whom he applies the n-word, and speaks very harshly against the high crime rate in black communities. That, in a nutshell, is the way he differentiates between those African Americans who are law-abiding and hard-working and those who aren't.</w:t>
+        <w:t>Design was approved and the Braves worked through a series of minor disputes with Olympic organizers.</w:t>
         <w:br/>
-        <w:t>And people who act in what the comic considers a negative manner - such as unwed welfare mothers having children by several different men or those who blame "the white man" or "the media" for their troubles - are often targets of Rock's barbs. "When I go to the ATM machine at night, it's not the media I'm worried about, it's [and here he uses the n-word]," he said in reference to a similar comment he made in the HBO special.</w:t>
+        <w:t>But, until last week, the deal remained entangled in controversy. Among the hottest issues: whether taxpayers would be stuck with long-term maintenance of the stadium, and whether working-class neighborhoods nearby would suffer.</w:t>
         <w:br/>
-        <w:t>Rock is also very critical of blacks who disparage others of their race for aspiring to do well in school, to speak standard English, and to live a middle-class existence. But he is also scathingly disparaging of whites whom he considers racists.</w:t>
+        <w:t>What Braves President Stan Kasten calls "the greatest deal in the history of cities _ a $ 209 million stadium for free" almost didn't happen. But Payne, who emerged as a public figure and target even before Atlanta won the Games in 1990, contends that "a lot of rumor and speculation" is natural in shaping an Olympic host city. Especially his.</w:t>
         <w:br/>
-        <w:t>"The white man does treat us like [obscenity]," he said. "We can't get the jobs that they can. But that has nothing to do with there being broken glass everywhere in the 'hood and lots of crime."</w:t>
+        <w:t>Appearing before the IOC executive board Monday, Payne appealed to the group to look beyond the city's political nuances: "Don't interpret this as an indication that we are behind schedule. We are not."</w:t>
         <w:br/>
-        <w:t>Rock says he's not saying things that haven't been said before in comedy. "[The late comedian] Robin Harris was very, very conservative. He was like Rush Limbaugh with jokes," the comic said. "And I'm not saying anything in my act that isn't heard in black barbershops every day."</w:t>
+        <w:t>IOC members largely greeted Payne's status report with willing acceptance, even though hard feelings still linger over ACOG's earlier attempts to impose men's and women's golf on the 1996 schedule.</w:t>
         <w:br/>
-        <w:t>Rock readily admits to being an advocate of law and order, family values and individual responsibility. Some might call the comic a conservative. But Rock says he is neither conservative nor liberal.</w:t>
+        <w:t>The golf proposal eventually was withdrawn after the Atlanta City Council complained it reflected racial insensitivity and urged IOC rejection. ACOG wanted the golf tournament played at Augusta (Ga.) National, where there is one black member and no female members.</w:t>
         <w:br/>
-        <w:t>"I consider these to be common-sense issues," said Rock. "These are not black issues or white issues, liberal or conservative issues."</w:t>
+        <w:t>Will the IOC's patience be tested by a series of Olympics-related debates in Atlanta? Board member Peter Tallberg of Finland suggested turbulent times leading to the Games are part of the process.</w:t>
         <w:br/>
-        <w:t>Stanley Crouch, the black cultural critic who is a former 60 Minutes commentator, agrees with Rock's disdain for political categories. But he did not like the vulgarity or the sexual references that Rock used in Bring the Pain.</w:t>
+        <w:t>"The Olympic movement is important to all parties involved with it," Tallberg said. "It seems that when people make decisions, it is easier to do in the shadow of the Olympic flame than without it. In the case of Atlanta, I think we will see a lot of positive changes."</w:t>
         <w:br/>
-        <w:t>"He is a victim of the Def Comedy Jam syndrome," Crouch said. "Much of this kind of stuff is injurious to the image of young black people as a whole."</w:t>
         <w:br/>
-        <w:t>Still, Crouch admires Rock's bringing the issues out into the open. "Everything he says, in terms of criticizing black Americans, is accurate," Crouch said. "The fact that he does not accept people saying that we do certain things because of the white man, or that your individual actions are the fault of the white man, is very important.</w:t>
+        <w:t>Notes</w:t>
         <w:br/>
-        <w:t>"Just like any responsible white person has to be critical of the police brutality and racism in the Rodney King case, or Iran-contra, or Watergate, any responsible black person has to be critical of the pathologies in our community," said Crouch.</w:t>
         <w:br/>
-        <w:t>Crouch, who wrote an essay on this subject in 1990, said many African Americans attacked him for his views when it was published.</w:t>
-        <w:br/>
-        <w:t>"Now I see people coming my way," said Crouch, who describes himself politically as a "radical pragmatist."</w:t>
-        <w:br/>
-        <w:t>As for Rock, he describes himself as a Democrat, albeit one with a "Republican wallet."</w:t>
-        <w:br/>
-        <w:t>Despite having some of the same political views as many Republicans, he does not count himself among their number. "I'll vote for Clinton. I don't think he will do anything for black people, but he won't go out of his way to mess with us," Rock said. "The Republicans will go out of their way to mess with us, to do things that go against our better interests," he said.</w:t>
-        <w:br/>
-        <w:t>"The problem with the Democrats is that they treat us like we're kids. But the Republicans really don't give a [obscenity] about us. They simply don't like blacks."</w:t>
-        <w:br/>
-        <w:t>Rock doesn't believe that his views are so different from those of most blacks. "In my humble opinion, most working-class blacks are very conservative. We live around crime, so we want to get rid of crime. Most working-class blacks are not for welfare. The problem is, most whites cannot differentiate when it comes to black people."</w:t>
-        <w:br/>
-        <w:t>He's critical of many white Americans who know little about blacks and are proud of it. And he saves some barbs for the media:</w:t>
-        <w:br/>
-        <w:t>"The hardworking black man that is removed from the street is not very well represented in the media. White people do not understand normal black people, the guy who goes to work every day, the one who's a businessman or lawyer who drives a Lexus and listens to Snoop Doggy Dogg."</w:t>
-        <w:br/>
-        <w:t>So now this lifelong New Yorker, who seems a lot like the "normal" brother he just described, is a hot property after 12 years in the business.</w:t>
-        <w:br/>
-        <w:t>"I have always been a little bit political in my comedy," said Rock. "It's just that I am a man now. Before, these were just things coming out of a boy's mouth. They did not carry the same weight."</w:t>
-        <w:br/>
-        <w:t>Rock is indeed a man. He's engaged and has more financial stability than ever. And for a guy who became the class clown in high school because he was getting his behind whipped by other students every day, this is a dream come true.</w:t>
-        <w:br/>
-        <w:t>But Rock's feet are firmly planted on the ground. If he had not blown up this year, for instance, "I would go out and I would have gotten myself a job. I'd probably be driving a truck for the [New York] Daily News, [which his father did], and I'd probably be the funniest guy in the garage."</w:t>
-        <w:br/>
-        <w:t>IF YOU GO Time: 9 p.m. Friday</w:t>
-        <w:br/>
-        <w:t>Price: $27.50</w:t>
-        <w:br/>
-        <w:t>Place: Valley Forge Music Fair off Route 202, Devon. 610-644-5000.</w:t>
+        <w:t>OLYMPICS</w:t>
         <w:br/>
         <w:br/>
         <w:t>Graphic</w:t>
@@ -125,13 +95,7 @@
         <w:br/>
         <w:t xml:space="preserve"> </w:t>
         <w:br/>
-        <w:t>PHOTO;</w:t>
-        <w:br/>
-        <w:t>PHOTO (2)</w:t>
-        <w:br/>
-        <w:t>1. Chris Rock will perform tomorrow at the Valley Forge Music Fair. He's also working on Comedy Central's coverage of the party conventions.</w:t>
-        <w:br/>
-        <w:t>2. Chris Rock's special, "Bring the Pain," is on HBO. He's a "Saturday Night Live" alum.</w:t>
+        <w:t>GRAPHIC, b/w, Stephen Conley, USA TODAY (Map, Georgia); PHOTO, b/w, AP</w:t>
       </w:r>
     </w:p>
     <w:sectPr>

--- a/example_articles/states/Georgia/6.states_Georgia_Other_publisher.docx
+++ b/example_articles/states/Georgia/6.states_Georgia_Other_publisher.docx
@@ -7,7 +7,7 @@
         <w:pStyle w:val="Heading1"/>
       </w:pPr>
       <w:r>
-        <w:t>Atlanta organizers say they're right on course // Stadium pact with Braves signed as Games countdown continues</w:t>
+        <w:t>Black Crowes show off their Dixie rock roots</w:t>
       </w:r>
     </w:p>
     <w:p>
@@ -17,17 +17,17 @@
     </w:p>
     <w:p>
       <w:r>
-        <w:t>Date: 1993-03-17</w:t>
+        <w:t>Date: 1992-07-25</w:t>
       </w:r>
     </w:p>
     <w:p>
       <w:r>
-        <w:t>Section: SPORTS; Pg. 3C</w:t>
+        <w:t>Section: Variety; Pg. 4B</w:t>
       </w:r>
     </w:p>
     <w:p>
       <w:r>
-        <w:t>Source file: Other publishers/Files (500) (23).DOCX</w:t>
+        <w:t>Source file: Other publishers/Files (500) (21).DOCX</w:t>
       </w:r>
     </w:p>
     <w:p>
@@ -49,53 +49,29 @@
     </w:p>
     <w:p>
       <w:r>
-        <w:t>ATLANTA _ They gathered Tuesday morning for a choreographed display of public affection, hoping to prove that Atlanta's dreamers can co-exist with bean counters and public servants.</w:t>
+        <w:t>"If you borrow from one [musical] source, they call you a plagiarist," Paul Simon once said.  "If you borrow from three sources, they call you prolific."</w:t>
         <w:br/>
-        <w:t>Surrounded by the opulence of a modern city hall, the principals and antagonists behind plans to construct an Olympic Stadium for the 1996 Summer Games came together.</w:t>
+        <w:t xml:space="preserve"> No one would call the Black Crowes prolific.  The best-selling Atlanta rock band, which opened a three-night sold-out stand Friday night at the Historic Orpheum Theatre, has made only two albums.  But critics have accused the Crowes of borrowing from three early 1970s sources: the Rolling Stones, Humble Pie and Rod Stewart's Faces.</w:t>
         <w:br/>
-        <w:t>The event was timed for this week's important guests: members of International Olympic Committee, here for executive board meetings. Weeks of debate approaching warfare yielded, for now, to handshakes and nervous humor.</w:t>
+        <w:t>Despite those acknowledged roots, last night the Black Crowes sounded more like a Southern-fried Aerosmith.  And that's a compliment.  The Crowes were delightfully derivative.</w:t>
         <w:br/>
-        <w:t>Seated not far from a digital Olympic countdown clock, representatives of the city, the Atlanta Committee for the Olympic Games and the Atlanta Braves baseball team signed a formal agreement that will allow stadium construction to begin this summer toward a 1995 completion date.</w:t>
+        <w:t xml:space="preserve"> The sextet has a great sound, though the band doesn't have any great songs.  The Crowes have a bracing twin guitar attack in leader Rich Robinson and newcomer Marc Ford and a magnetic front man in singer Chris Robinson.  Like the Faces, the Black Crowes are a fun, albeit unimportant, working-class blues-based rock band.</w:t>
         <w:br/>
-        <w:t>As pens scrawled signatures across dotted lines, the countdown clock provided a silent reminder: 1,222 days and 13 hours to the Games' opening ceremony.</w:t>
+        <w:t xml:space="preserve"> Last night they boogied with elan on "Thick 'n' Thin" and "Stare It Cold" when the band most recalled the Stones.  Other pile-driving rockers, including "Black Moon Creeping" and "Twice as Hard," evoked Aerosmith.</w:t>
         <w:br/>
-        <w:t>That's plenty of time, Olympic organizers say, to get it done _ to build facilities, refine logistics and raise enough corporate money to support the $ 1.589 billion project. But as local residents observed during the contentious stadium negotiations, the staging of the Games transcends mere planning and execution.</w:t>
+        <w:t xml:space="preserve"> The only time the Black Crowes sounded distinctively their own was on the ballads and slower tunes, including the 1990 modest hit, "She Talks to Angels" and the new, rambling "Thorn in My Pride." The Crowes also paid tribute to one of their other influences, fellow Georgians the Allman Brothers, by using as an encore a long-winded, ordinary 12-minute reading of the Allmans' "Dreams."</w:t>
         <w:br/>
-        <w:t>"One reason we were successful in getting the Olympics is that, as a city, we reflect the people of the world," said Thomas Cuffie, Atlanta-Fulton County Recreation Authority chairman. "And when you reflect the people of the world, problems are more dynamic.</w:t>
+        <w:t xml:space="preserve"> For the opening night of their U.S. tour, the Crowes, on the whole, seemed on course.  After three nights of rehearsing at the Orpheum, the musicians seemed refreshed, tight and spirited.</w:t>
         <w:br/>
-        <w:t>"There is a loud cry that says, 'I want to participate. I deserve to participate.' But that's also what saves every deal. In the end, we all love Atlanta."</w:t>
+        <w:t xml:space="preserve"> By contrast, lead singer Robinson was not consistently excited.  He didn't dance as much as he did in previous barroom performances here.  When he's into it, he comes on like Mick Jagger in Ichabod Crane's body.  He's got all the Jagger primping hand gestures down pat, and he's also mastered Rod Stewart's practice of twirling the microphone stand.</w:t>
         <w:br/>
-        <w:t>Nonetheless, it is not always easy to distinguish the passion from the politics. The stadium concept began with ACOG, led by President and CEO Billy Payne, proposing to pay for a $ 209 million structure that would accommodate 85,000 spectators during the Games and be converted to a new home for the Braves in 1997.</w:t>
+        <w:t xml:space="preserve"> As a singer, Robinson comes across like a rocker trying to do his best Otis Redding, though with none of the bombast of Redding devotee Michael Bolton.  Robinson's most impressive effort last night was the impassioned "Hotel Illness."</w:t>
         <w:br/>
-        <w:t>Design was approved and the Braves worked through a series of minor disputes with Olympic organizers.</w:t>
+        <w:t xml:space="preserve"> The Crowes are calling this their "High as the Moon Tour." Their stage set evoked the late '60s heyday of such hippie rock halls as the Fillmore Auditoriums in San Francisco and New York City.</w:t>
         <w:br/>
-        <w:t>But, until last week, the deal remained entangled in controversy. Among the hottest issues: whether taxpayers would be stuck with long-term maintenance of the stadium, and whether working-class neighborhoods nearby would suffer.</w:t>
+        <w:t xml:space="preserve"> The stage was enveloped with netting covered with Christmas-tree lights; mirrored balls spun over the band, and a machine blew bubbles into the crowd throughout the concert.  The band used various backdrops during the 1-hour concert, including one depicting a caricature of a black crow in an Uncle Sam outfit and one declaring "Free Us, No Narcs" as the band momentarily turned the concert into a pro-pot rally.</w:t>
         <w:br/>
-        <w:t>What Braves President Stan Kasten calls "the greatest deal in the history of cities _ a $ 209 million stadium for free" almost didn't happen. But Payne, who emerged as a public figure and target even before Atlanta won the Games in 1990, contends that "a lot of rumor and speculation" is natural in shaping an Olympic host city. Especially his.</w:t>
-        <w:br/>
-        <w:t>Appearing before the IOC executive board Monday, Payne appealed to the group to look beyond the city's political nuances: "Don't interpret this as an indication that we are behind schedule. We are not."</w:t>
-        <w:br/>
-        <w:t>IOC members largely greeted Payne's status report with willing acceptance, even though hard feelings still linger over ACOG's earlier attempts to impose men's and women's golf on the 1996 schedule.</w:t>
-        <w:br/>
-        <w:t>The golf proposal eventually was withdrawn after the Atlanta City Council complained it reflected racial insensitivity and urged IOC rejection. ACOG wanted the golf tournament played at Augusta (Ga.) National, where there is one black member and no female members.</w:t>
-        <w:br/>
-        <w:t>Will the IOC's patience be tested by a series of Olympics-related debates in Atlanta? Board member Peter Tallberg of Finland suggested turbulent times leading to the Games are part of the process.</w:t>
-        <w:br/>
-        <w:t>"The Olympic movement is important to all parties involved with it," Tallberg said. "It seems that when people make decisions, it is easier to do in the shadow of the Olympic flame than without it. In the case of Atlanta, I think we will see a lot of positive changes."</w:t>
-        <w:br/>
-        <w:br/>
-        <w:t>Notes</w:t>
-        <w:br/>
-        <w:br/>
-        <w:t>OLYMPICS</w:t>
-        <w:br/>
-        <w:br/>
-        <w:t>Graphic</w:t>
-        <w:br/>
-        <w:br/>
-        <w:t xml:space="preserve"> </w:t>
-        <w:br/>
-        <w:t>GRAPHIC, b/w, Stephen Conley, USA TODAY (Map, Georgia); PHOTO, b/w, AP</w:t>
+        <w:t xml:space="preserve"> Opening the evening were the Urban Shakedancers, an unremarkable Atlanta blues quintet with flashy guitar work.  There are at least a dozen Twin Cities blues bands that give more compelling performances.</w:t>
       </w:r>
     </w:p>
     <w:sectPr>
